--- a/Teacher Resources (Start Here)/01_STARLAB_Start_Here_Guide.docx
+++ b/Teacher Resources (Start Here)/01_STARLAB_Start_Here_Guide.docx
@@ -4996,7 +4996,7 @@
           <w:shd w:fill="auto" w:val="clear"/>
           <w:vertAlign w:val="baseline"/>
         </w:rPr>
-        <w:t>Approved for Pilot Testing.</w:t>
+        <w:t>Approved for Pilot Testing; permits only the approved small-scale pilot.</w:t>
       </w:r>
     </w:p>
     <w:p>
@@ -5036,7 +5036,7 @@
           <w:shd w:fill="auto" w:val="clear"/>
           <w:vertAlign w:val="baseline"/>
         </w:rPr>
-        <w:t>Approved With Modifications; testing begins only after the modifications are verified and the tracker status is updated.</w:t>
+        <w:t>Approved With Modifications; no testing begins until modifications are verified and the tracker is updated to Approved for Pilot Testing.</w:t>
       </w:r>
     </w:p>
     <w:p>
@@ -5197,6 +5197,50 @@
           <w:vertAlign w:val="baseline"/>
         </w:rPr>
         <w:t>Not Approved in Current Form; revise to a safer or more feasible version.</w:t>
+      </w:r>
+    </w:p>
+    <w:p>
+      <w:pPr>
+        <w:pStyle w:val="normal1"/>
+        <w:keepNext w:val="false"/>
+        <w:keepLines w:val="false"/>
+        <w:pageBreakBefore w:val="false"/>
+        <w:widowControl/>
+        <w:numPr>
+          <w:ilvl w:val="0"/>
+          <w:numId w:val="1"/>
+        </w:numPr>
+        <w:pBdr/>
+        <w:shd w:val="clear" w:fill="auto"/>
+        <w:spacing w:lineRule="auto" w:line="276" w:before="0" w:after="0"/>
+        <w:ind w:hanging="360" w:start="360" w:end="0"/>
+        <w:jc w:val="start"/>
+        <w:rPr/>
+      </w:pPr>
+      <w:r>
+        <w:t>Approved for Systematic Data Collection; permits full collection only after a successful pilot and tracker update.</w:t>
+      </w:r>
+    </w:p>
+    <w:p>
+      <w:pPr>
+        <w:pStyle w:val="normal1"/>
+        <w:keepNext w:val="false"/>
+        <w:keepLines w:val="false"/>
+        <w:pageBreakBefore w:val="false"/>
+        <w:widowControl/>
+        <w:numPr>
+          <w:ilvl w:val="0"/>
+          <w:numId w:val="1"/>
+        </w:numPr>
+        <w:pBdr/>
+        <w:shd w:val="clear" w:fill="auto"/>
+        <w:spacing w:lineRule="auto" w:line="276" w:before="0" w:after="0"/>
+        <w:ind w:hanging="360" w:start="360" w:end="0"/>
+        <w:jc w:val="start"/>
+        <w:rPr/>
+      </w:pPr>
+      <w:r>
+        <w:t>Workflow only: Not Started, Idea Screening, Planning In Progress, Ready for Conference, Paused, and Completed; none authorize testing.</w:t>
       </w:r>
     </w:p>
     <w:tbl>
